--- a/apps/hub/src/modules/docsync/word/fixtures/srs.docx
+++ b/apps/hub/src/modules/docsync/word/fixtures/srs.docx
@@ -78,7 +78,7 @@
           </w:tcPr>
           <w:p>
             <w:r>
-              <w:t>eHospital V2i</w:t>
+              <w:t>ACME V2i</w:t>
             </w:r>
           </w:p>
         </w:tc>
